--- a/downloads/documents/05 Materials/Unit 02/Slides/Slides 02.21 - The 16 Career Clusters and My Top Three.docx
+++ b/downloads/documents/05 Materials/Unit 02/Slides/Slides 02.21 - The 16 Career Clusters and My Top Three.docx
@@ -17,7 +17,7 @@
         <w:pStyle w:val="FirstParagraph"/>
       </w:pPr>
       <w:r>
-        <w:t xml:space="preserve">Lesson 2.21, Unit 2. One period. Eleven slides. The trading window (Step 1) runs on the ClassroomStreet screen; switch to the deck after the reset cue.</w:t>
+        <w:t xml:space="preserve">Lesson 2.21, Unit 2. One period. Eleven slides. The Round 2 replay block (Step 1) runs on the board with the October 1929 prices from the kit; Slide 2 holds the instructions. Switch to the rest of the deck after the reset cue.</w:t>
       </w:r>
     </w:p>
     <w:p>
@@ -90,9 +90,9 @@
       <w:pPr>
         <w:pStyle w:val="Heading2"/>
       </w:pPr>
-      <w:bookmarkStart w:id="22" w:name="slide-2-trading-window"/>
-      <w:r>
-        <w:t xml:space="preserve">Slide 2: Trading window</w:t>
+      <w:bookmarkStart w:id="22" w:name="slide-2-round-2-block-2-october-1929"/>
+      <w:r>
+        <w:t xml:space="preserve">Slide 2: Round 2, block 2: October 1929</w:t>
       </w:r>
       <w:bookmarkEnd w:id="22"/>
     </w:p>
@@ -105,7 +105,7 @@
         <w:pStyle w:val="Compact"/>
       </w:pPr>
       <w:r>
-        <w:t xml:space="preserve">ClassroomStreet is open. Ten minutes.</w:t>
+        <w:t xml:space="preserve">The crash you knew was coming. Ten minutes.</w:t>
       </w:r>
     </w:p>
     <w:p>
@@ -117,7 +117,7 @@
         <w:pStyle w:val="Compact"/>
       </w:pPr>
       <w:r>
-        <w:t xml:space="preserve">Read the dispatch. Buy, sell, or hold.</w:t>
+        <w:t xml:space="preserve">Prices: RAIL 45, OIL 50, GAS 32, ELEC 45, STEEL 50, AUTO 30, RADIO 30. Margin loans come due now, in cash or in shares.</w:t>
       </w:r>
     </w:p>
     <w:p>
@@ -129,7 +129,7 @@
         <w:pStyle w:val="Compact"/>
       </w:pPr>
       <w:r>
-        <w:t xml:space="preserve">Write the Round 2, Day 2 line in your Investor Journal.</w:t>
+        <w:t xml:space="preserve">Sell, hold, or buy.</w:t>
       </w:r>
     </w:p>
     <w:p>
@@ -141,7 +141,7 @@
         <w:pStyle w:val="Compact"/>
       </w:pPr>
       <w:r>
-        <w:t xml:space="preserve">The window closes at the reset cue.</w:t>
+        <w:t xml:space="preserve">Write the Round 2, Day 2 line in your Investor Journal. The block closes at the reset cue.</w:t>
       </w:r>
     </w:p>
     <w:p>
@@ -149,7 +149,19 @@
         <w:pStyle w:val="FirstParagraph"/>
       </w:pPr>
       <w:r>
-        <w:t xml:space="preserve">Notes: Round 2, windows 48 to 54. Keep the posters out of it; they wait.</w:t>
+        <w:t xml:space="preserve">Notes: Round 2, block 2 of 3. The Round 7 prices and dispatch are pages 2 and 3 of</w:t>
+      </w:r>
+      <w:r>
+        <w:t xml:space="preserve"> </w:t>
+      </w:r>
+      <w:r>
+        <w:rPr>
+          <w:rStyle w:val="VerbatimChar"/>
+        </w:rPr>
+        <w:t xml:space="preserve">Handout 02.14 - The Gilded Age Market Kit.md</w:t>
+      </w:r>
+      <w:r>
+        <w:t xml:space="preserve">. Keep the posters out of it; they wait.</w:t>
       </w:r>
     </w:p>
     <w:p>
@@ -753,7 +765,7 @@
         <w:t xml:space="preserve"> </w:t>
       </w:r>
       <w:r>
-        <w:t xml:space="preserve">is three clusters with no reasons or fewer than three. Those students start tomorrow’s research card with a conference at the desk. Tell the class: tomorrow is the research card, the last trading window, and the Unit 2 Test (20 items, 15 minutes, all five topics).</w:t>
+        <w:t xml:space="preserve">is three clusters with no reasons or fewer than three. Those students start tomorrow’s research card with a conference at the desk. Tell the class: tomorrow is the research card, the last Round 2 block (1932, then the 1936 close), and the Unit 2 Test (20 items, 15 minutes, all five topics).</w:t>
       </w:r>
     </w:p>
     <w:sectPr>

--- a/downloads/documents/05 Materials/Unit 02/Slides/Slides 02.21 - The 16 Career Clusters and My Top Three.docx
+++ b/downloads/documents/05 Materials/Unit 02/Slides/Slides 02.21 - The 16 Career Clusters and My Top Three.docx
@@ -141,7 +141,7 @@
         <w:pStyle w:val="Compact"/>
       </w:pPr>
       <w:r>
-        <w:t xml:space="preserve">Write the Round 2, Day 2 line in your Investor Journal. The block closes at the reset cue.</w:t>
+        <w:t xml:space="preserve">Write the Block 2 line on your replay half sheet. The block closes at the reset cue.</w:t>
       </w:r>
     </w:p>
     <w:p>
